--- a/게임탐구/이동에 관하여.docx
+++ b/게임탐구/이동에 관하여.docx
@@ -27,9 +27,6 @@
     <w:p>
       <w:pPr>
         <w:ind w:firstLineChars="100" w:firstLine="200"/>
-        <w:rPr>
-          <w:rFonts w:hint="eastAsia"/>
-        </w:rPr>
       </w:pPr>
       <w:r>
         <w:rPr>
@@ -55,11 +52,6 @@
       </w:r>
     </w:p>
     <w:p>
-      <w:pPr>
-        <w:rPr>
-          <w:rFonts w:hint="eastAsia"/>
-        </w:rPr>
-      </w:pPr>
       <w:r>
         <w:rPr>
           <w:rFonts w:hint="eastAsia"/>
@@ -70,7 +62,19 @@
         <w:rPr>
           <w:rFonts w:hint="eastAsia"/>
         </w:rPr>
-        <w:t xml:space="preserve"> 단순히 뻥 뚫린 도로를 그냥 몇 분 동안 이동만 하는 것은 유저가 그 게임에 대해서 즐거움을 느끼지 못하게 할지도 모른다고 생각한다. 적어도 유저에게 다양한 경험을 제공해주어야 한다고 생각한다. 일부로 불편함을 주어서라도. </w:t>
+        <w:t xml:space="preserve"> 단순히 뻥 뚫린 도로를 그냥 몇 분 동안 이동만 하는 것은 유저가 그 게임에 대해서 즐거움을 느끼지 못하게 할지도 모른다고 생각한다. 적어도 유저에게 다양한 경험을 제공해주어야 한다고 생각한다. </w:t>
+      </w:r>
+      <w:r>
+        <w:rPr>
+          <w:rFonts w:hint="eastAsia"/>
+        </w:rPr>
+        <w:t>의도적으로</w:t>
+      </w:r>
+      <w:r>
+        <w:rPr>
+          <w:rFonts w:hint="eastAsia"/>
+        </w:rPr>
+        <w:t xml:space="preserve"> 불편함을 주어서라도. </w:t>
       </w:r>
     </w:p>
     <w:p>
@@ -81,9 +85,6 @@
           <w:numId w:val="2"/>
         </w:numPr>
         <w:ind w:leftChars="0"/>
-        <w:rPr>
-          <w:rFonts w:hint="eastAsia"/>
-        </w:rPr>
       </w:pPr>
       <w:r>
         <w:rPr>
@@ -101,11 +102,6 @@
       </w:r>
     </w:p>
     <w:p>
-      <w:pPr>
-        <w:rPr>
-          <w:rFonts w:hint="eastAsia"/>
-        </w:rPr>
-      </w:pPr>
       <w:r>
         <w:rPr>
           <w:rFonts w:hint="eastAsia"/>
@@ -178,49 +174,19 @@
         </w:numPr>
         <w:ind w:leftChars="0"/>
       </w:pPr>
-      <w:proofErr w:type="spellStart"/>
       <w:r>
         <w:rPr>
           <w:rFonts w:hint="eastAsia"/>
         </w:rPr>
         <w:t>시네마틱</w:t>
       </w:r>
-      <w:proofErr w:type="spellEnd"/>
-    </w:p>
-    <w:p>
-      <w:r>
-        <w:rPr>
-          <w:rFonts w:hint="eastAsia"/>
-        </w:rPr>
-        <w:t xml:space="preserve"> 풍경이라고도 얘기할 수 있다. 이런 게임은 대부분(경험상) UI를 </w:t>
-      </w:r>
-      <w:proofErr w:type="spellStart"/>
-      <w:r>
-        <w:rPr>
-          <w:rFonts w:hint="eastAsia"/>
-        </w:rPr>
-        <w:t>최소화시켜서</w:t>
-      </w:r>
-      <w:proofErr w:type="spellEnd"/>
-      <w:r>
-        <w:rPr>
-          <w:rFonts w:hint="eastAsia"/>
-        </w:rPr>
-        <w:t xml:space="preserve"> 마치 현실과 같은 경험을 제공해 줄려고 하는 게임에서 주로 나온다고 생각한다(</w:t>
-      </w:r>
-      <w:proofErr w:type="spellStart"/>
-      <w:r>
-        <w:rPr>
-          <w:rFonts w:hint="eastAsia"/>
-        </w:rPr>
-        <w:t>레데리</w:t>
-      </w:r>
-      <w:proofErr w:type="spellEnd"/>
-      <w:r>
-        <w:rPr>
-          <w:rFonts w:hint="eastAsia"/>
-        </w:rPr>
-        <w:t xml:space="preserve">, 고스트 시리즈). 이 경우 이동하는 경우에는 화면 비율이 변경되기도 하며 단순히 이동하는 유저만 보여주는 것이 아니라 카메라의 배치 등을 변경하여 주변의 배경을 같이 보여준다. 유저는 이동하면서 이런 아름다운 배경을 관찰하고 그 세심함에 감탄하면서 이동하게 된다. </w:t>
+    </w:p>
+    <w:p>
+      <w:r>
+        <w:rPr>
+          <w:rFonts w:hint="eastAsia"/>
+        </w:rPr>
+        <w:t xml:space="preserve"> 풍경이라고도 얘기할 수 있다. 이런 게임은 대부분(경험상) UI를 최소화시켜서 마치 현실과 같은 경험을 제공해 줄려고 하는 게임에서 주로 나온다고 생각한다(레데리, 고스트 시리즈). 이 경우 이동하는 경우에는 화면 비율이 변경되기도 하며 단순히 이동하는 유저만 보여주는 것이 아니라 카메라의 배치 등을 변경하여 주변의 배경을 같이 보여준다. 유저는 이동하면서 이런 아름다운 배경을 관찰하고 그 세심함에 감탄하면서 이동하게 된다. </w:t>
       </w:r>
     </w:p>
     <w:p>
@@ -240,25 +206,16 @@
       </w:r>
     </w:p>
     <w:p>
-      <w:r>
-        <w:rPr>
-          <w:rFonts w:hint="eastAsia"/>
-        </w:rPr>
-        <w:t xml:space="preserve"> 혹은 이동 자체가 난이도가 꽤 되는 경우도 존재한다. 가령 타이밍에 맞게 이동키를 누르거나, 반복해서 누르거나, 갑자기 함정이 튀어나오는 등의 요소를 넣어서 이동 중에 난이도를 부여한다. 유저가 단순히 이동이라는 수단을 </w:t>
-      </w:r>
-      <w:proofErr w:type="spellStart"/>
-      <w:r>
-        <w:rPr>
-          <w:rFonts w:hint="eastAsia"/>
-        </w:rPr>
-        <w:t>쉬어가는</w:t>
-      </w:r>
-      <w:proofErr w:type="spellEnd"/>
-      <w:r>
-        <w:rPr>
-          <w:rFonts w:hint="eastAsia"/>
-        </w:rPr>
-        <w:t xml:space="preserve"> 공간보다도 위험한 탐험의 연속이라는 느낌</w:t>
+      <w:pPr>
+        <w:rPr>
+          <w:rFonts w:hint="eastAsia"/>
+        </w:rPr>
+      </w:pPr>
+      <w:r>
+        <w:rPr>
+          <w:rFonts w:hint="eastAsia"/>
+        </w:rPr>
+        <w:t xml:space="preserve"> 혹은 이동 자체가 난이도가 꽤 되는 경우도 존재한다. 가령 타이밍에 맞게 이동키를 누르거나, 반복해서 누르거나, 갑자기 함정이 튀어나오는 등의 요소를 넣어서 이동 중에 난이도를 부여한다. 유저가 단순히 이동이라는 수단을 쉬어가는 공간보다도 위험한 탐험의 연속이라는 느낌</w:t>
       </w:r>
       <w:r>
         <w:rPr>
@@ -292,13 +249,6 @@
           <w:rFonts w:hint="eastAsia"/>
         </w:rPr>
       </w:pPr>
-    </w:p>
-    <w:p>
-      <w:pPr>
-        <w:rPr>
-          <w:rFonts w:hint="eastAsia"/>
-        </w:rPr>
-      </w:pPr>
       <w:r>
         <w:rPr>
           <w:rFonts w:hint="eastAsia"/>
@@ -317,13 +267,6 @@
         </w:rPr>
         <w:t xml:space="preserve">난다. 이 이후에는 게임에서 이동의 방법에 대해서 생각해보고 싶다. </w:t>
       </w:r>
-    </w:p>
-    <w:p>
-      <w:pPr>
-        <w:rPr>
-          <w:rFonts w:hint="eastAsia"/>
-        </w:rPr>
-      </w:pPr>
     </w:p>
     <w:p>
       <w:pPr>
@@ -355,24 +298,13 @@
           <w:numId w:val="4"/>
         </w:numPr>
         <w:ind w:leftChars="0"/>
-        <w:rPr>
-          <w:rFonts w:hint="eastAsia"/>
-        </w:rPr>
-      </w:pPr>
-      <w:r>
-        <w:rPr>
-          <w:rFonts w:hint="eastAsia"/>
-        </w:rPr>
-        <w:t xml:space="preserve">걷기, </w:t>
-      </w:r>
-      <w:proofErr w:type="spellStart"/>
-      <w:r>
-        <w:rPr>
-          <w:rFonts w:hint="eastAsia"/>
-        </w:rPr>
-        <w:t>딜리기</w:t>
-      </w:r>
-      <w:proofErr w:type="spellEnd"/>
+      </w:pPr>
+      <w:r>
+        <w:rPr>
+          <w:rFonts w:hint="eastAsia"/>
+        </w:rPr>
+        <w:t>걷기, 딜리기</w:t>
+      </w:r>
     </w:p>
     <w:p>
       <w:r>
@@ -385,21 +317,7 @@
         <w:rPr>
           <w:rFonts w:hint="eastAsia"/>
         </w:rPr>
-        <w:t xml:space="preserve">갈 곳이 있으면 이동할 수 있으며, 별다른 조작이 </w:t>
-      </w:r>
-      <w:proofErr w:type="spellStart"/>
-      <w:r>
-        <w:rPr>
-          <w:rFonts w:hint="eastAsia"/>
-        </w:rPr>
-        <w:t>필요없고</w:t>
-      </w:r>
-      <w:proofErr w:type="spellEnd"/>
-      <w:r>
-        <w:rPr>
-          <w:rFonts w:hint="eastAsia"/>
-        </w:rPr>
-        <w:t xml:space="preserve">, 즉각적이기에 전투 중에서도 수십 번 발생한다. </w:t>
+        <w:t xml:space="preserve">갈 곳이 있으면 이동할 수 있으며, 별다른 조작이 필요없고, 즉각적이기에 전투 중에서도 수십 번 발생한다. </w:t>
       </w:r>
     </w:p>
     <w:p>
@@ -416,35 +334,7 @@
         <w:rPr>
           <w:rFonts w:hint="eastAsia"/>
         </w:rPr>
-        <w:t xml:space="preserve"> 따라서 게임마다 </w:t>
-      </w:r>
-      <w:proofErr w:type="spellStart"/>
-      <w:r>
-        <w:rPr>
-          <w:rFonts w:hint="eastAsia"/>
-        </w:rPr>
-        <w:t>스태미너</w:t>
-      </w:r>
-      <w:proofErr w:type="spellEnd"/>
-      <w:r>
-        <w:rPr>
-          <w:rFonts w:hint="eastAsia"/>
-        </w:rPr>
-        <w:t xml:space="preserve"> 등을 넣어서 달리기의 연속에 제한을 두거나 소음이 발생하도록 하여 </w:t>
-      </w:r>
-      <w:proofErr w:type="spellStart"/>
-      <w:r>
-        <w:rPr>
-          <w:rFonts w:hint="eastAsia"/>
-        </w:rPr>
-        <w:t>디메리트가</w:t>
-      </w:r>
-      <w:proofErr w:type="spellEnd"/>
-      <w:r>
-        <w:rPr>
-          <w:rFonts w:hint="eastAsia"/>
-        </w:rPr>
-        <w:t xml:space="preserve"> 있음을 어필한다. </w:t>
+        <w:t xml:space="preserve"> 따라서 게임마다 스태미너 등을 넣어서 달리기의 연속에 제한을 두거나 소음이 발생하도록 하여 디메리트가 있음을 어필한다. </w:t>
       </w:r>
     </w:p>
     <w:p>
@@ -498,9 +388,6 @@
     <w:p>
       <w:pPr>
         <w:ind w:firstLineChars="100" w:firstLine="200"/>
-        <w:rPr>
-          <w:rFonts w:hint="eastAsia"/>
-        </w:rPr>
       </w:pPr>
       <w:r>
         <w:rPr>
@@ -546,11 +433,6 @@
       </w:r>
     </w:p>
     <w:p>
-      <w:pPr>
-        <w:rPr>
-          <w:rFonts w:hint="eastAsia"/>
-        </w:rPr>
-      </w:pPr>
       <w:r>
         <w:rPr>
           <w:rFonts w:hint="eastAsia"/>
@@ -579,30 +461,11 @@
       </w:r>
     </w:p>
     <w:p>
-      <w:pPr>
-        <w:rPr>
-          <w:rFonts w:hint="eastAsia"/>
-        </w:rPr>
-      </w:pPr>
-      <w:r>
-        <w:rPr>
-          <w:rFonts w:hint="eastAsia"/>
-        </w:rPr>
-        <w:t xml:space="preserve">넷째, 속도. 자동차는 후술할 말이나 달리는 속도보다 훨씬 빠르다. </w:t>
-      </w:r>
-      <w:proofErr w:type="spellStart"/>
-      <w:r>
-        <w:rPr>
-          <w:rFonts w:hint="eastAsia"/>
-        </w:rPr>
-        <w:t>걸어서나</w:t>
-      </w:r>
-      <w:proofErr w:type="spellEnd"/>
-      <w:r>
-        <w:rPr>
-          <w:rFonts w:hint="eastAsia"/>
-        </w:rPr>
-        <w:t xml:space="preserve"> 말을 타고 1km같은 거리는 절망적이지만, 차를 타고 가는 것은 그렇게 오래 걸리지 않기에 효과적이다. </w:t>
+      <w:r>
+        <w:rPr>
+          <w:rFonts w:hint="eastAsia"/>
+        </w:rPr>
+        <w:t xml:space="preserve">넷째, 속도. 자동차는 후술할 말이나 달리는 속도보다 훨씬 빠르다. 걸어서나 말을 타고 1km같은 거리는 절망적이지만, 차를 타고 가는 것은 그렇게 오래 걸리지 않기에 효과적이다. </w:t>
       </w:r>
     </w:p>
     <w:p>
@@ -618,16 +481,22 @@
         <w:rPr>
           <w:rFonts w:hint="eastAsia"/>
         </w:rPr>
+        <w:t>말</w:t>
+      </w:r>
+    </w:p>
+    <w:p>
+      <w:r>
+        <w:rPr>
+          <w:rFonts w:hint="eastAsia"/>
+        </w:rPr>
+        <w:t xml:space="preserve"> 시대적 배경의 한계에 의해서 자동차가 등장할 수 없을 때, 등장하는 것 중 하나는 바로 말이다. </w:t>
+      </w:r>
+      <w:r>
+        <w:rPr>
+          <w:rFonts w:hint="eastAsia"/>
+        </w:rPr>
         <w:lastRenderedPageBreak/>
-        <w:t>말</w:t>
-      </w:r>
-    </w:p>
-    <w:p>
-      <w:r>
-        <w:rPr>
-          <w:rFonts w:hint="eastAsia"/>
-        </w:rPr>
-        <w:t xml:space="preserve"> 시대적 배경의 한계에 의해서 자동차가 등장할 수 없을 때, 등장하는 것 중 하나는 바로 말이다. 이동수단으로서 말은 굉장히 큰 장점을 많이 가지고 있다고 생각한다. </w:t>
+        <w:t xml:space="preserve">이동수단으로서 말은 굉장히 큰 장점을 많이 가지고 있다고 생각한다. </w:t>
       </w:r>
     </w:p>
     <w:p>
@@ -644,9 +513,6 @@
     <w:p>
       <w:pPr>
         <w:ind w:firstLineChars="100" w:firstLine="200"/>
-        <w:rPr>
-          <w:rFonts w:hint="eastAsia"/>
-        </w:rPr>
       </w:pPr>
       <w:r>
         <w:rPr>
@@ -660,14 +526,12 @@
         </w:rPr>
         <w:t xml:space="preserve">따라서 자동차가 불가능한 생물의 동작을 할 수 있다. 가령 </w:t>
       </w:r>
-      <w:proofErr w:type="spellStart"/>
-      <w:r>
-        <w:rPr>
-          <w:rFonts w:hint="eastAsia"/>
-        </w:rPr>
-        <w:t>점프라던가</w:t>
-      </w:r>
-      <w:proofErr w:type="spellEnd"/>
+      <w:r>
+        <w:rPr>
+          <w:rFonts w:hint="eastAsia"/>
+        </w:rPr>
+        <w:t>장애물을 뛰어넘거나</w:t>
+      </w:r>
       <w:r>
         <w:rPr>
           <w:rFonts w:hint="eastAsia"/>
@@ -678,7 +542,19 @@
         <w:rPr>
           <w:rFonts w:hint="eastAsia"/>
         </w:rPr>
-        <w:t xml:space="preserve"> 적을 대신 쓰러뜨리거나, 주인공이 위험할 때 찾아오는 등의 연출이 가능하다. 이는 주인공이 이동하면서 할 수 있는 선택지에 대해서 더 늘려주고, 심지어 말을 단순히 이동수단이 아니라 게임의 동반자로 생각할 수 있도</w:t>
+        <w:t xml:space="preserve"> 적을 대신 쓰러뜨리거나, </w:t>
+      </w:r>
+      <w:r>
+        <w:rPr>
+          <w:rFonts w:hint="eastAsia"/>
+        </w:rPr>
+        <w:t xml:space="preserve">목적지까지 알아서 가거나, </w:t>
+      </w:r>
+      <w:r>
+        <w:rPr>
+          <w:rFonts w:hint="eastAsia"/>
+        </w:rPr>
+        <w:t>주인공이 위험할 때 찾아오는 등의 연출이 가능하다. 이는 주인공이 이동하면서 할 수 있는 선택지에 대해서 더 늘려주고, 심지어 말을 단순히 이동수단이 아니라 게임의 동반자로 생각할 수 있도</w:t>
       </w:r>
       <w:r>
         <w:rPr>
@@ -695,9 +571,6 @@
           <w:numId w:val="1"/>
         </w:numPr>
         <w:ind w:leftChars="0"/>
-        <w:rPr>
-          <w:rFonts w:hint="eastAsia"/>
-        </w:rPr>
       </w:pPr>
       <w:r>
         <w:rPr>
@@ -719,11 +592,6 @@
       </w:r>
     </w:p>
     <w:p>
-      <w:pPr>
-        <w:rPr>
-          <w:rFonts w:hint="eastAsia"/>
-        </w:rPr>
-      </w:pPr>
       <w:r>
         <w:rPr>
           <w:rFonts w:hint="eastAsia"/>
@@ -759,9 +627,6 @@
     <w:p>
       <w:pPr>
         <w:ind w:firstLineChars="100" w:firstLine="200"/>
-        <w:rPr>
-          <w:rFonts w:hint="eastAsia"/>
-        </w:rPr>
       </w:pPr>
       <w:r>
         <w:rPr>
@@ -779,21 +644,12 @@
         <w:rPr>
           <w:rFonts w:hint="eastAsia"/>
         </w:rPr>
-        <w:t xml:space="preserve">다소 과장하여 게임에서는 몇 m단위의 점프도 </w:t>
-      </w:r>
-      <w:r>
-        <w:rPr>
-          <w:rFonts w:hint="eastAsia"/>
-        </w:rPr>
-        <w:t xml:space="preserve">기본적으로 할 수 있는데, 유저는 점프를 몇 번 해보고서는 이 언덕이나 틈이 점프를 통해서 이동할 수 있는지 없는지 빠르게 파악할 수 있다. </w:t>
+        <w:t xml:space="preserve">다소 과장하여 게임에서는 몇 m단위의 점프도 기본적으로 할 수 있는데, 유저는 점프를 몇 번 해보고서는 이 언덕이나 틈이 점프를 통해서 이동할 수 있는지 없는지 빠르게 파악할 수 있다. </w:t>
       </w:r>
     </w:p>
     <w:p>
       <w:pPr>
         <w:ind w:firstLineChars="100" w:firstLine="200"/>
-        <w:rPr>
-          <w:rFonts w:hint="eastAsia"/>
-        </w:rPr>
       </w:pPr>
       <w:r>
         <w:rPr>
@@ -821,11 +677,6 @@
       </w:r>
     </w:p>
     <w:p>
-      <w:pPr>
-        <w:rPr>
-          <w:rFonts w:hint="eastAsia"/>
-        </w:rPr>
-      </w:pPr>
       <w:r>
         <w:rPr>
           <w:rFonts w:hint="eastAsia"/>
@@ -866,28 +717,7 @@
         <w:rPr>
           <w:rFonts w:hint="eastAsia"/>
         </w:rPr>
-        <w:t xml:space="preserve"> 해서 게임의 </w:t>
-      </w:r>
-      <w:proofErr w:type="spellStart"/>
-      <w:r>
-        <w:rPr>
-          <w:rFonts w:hint="eastAsia"/>
-        </w:rPr>
-        <w:t>기믹을</w:t>
-      </w:r>
-      <w:proofErr w:type="spellEnd"/>
-      <w:r>
-        <w:rPr>
-          <w:rFonts w:hint="eastAsia"/>
-        </w:rPr>
-        <w:t xml:space="preserve"> </w:t>
-      </w:r>
-      <w:proofErr w:type="spellStart"/>
-      <w:r>
-        <w:rPr>
-          <w:rFonts w:hint="eastAsia"/>
-        </w:rPr>
-        <w:t>스</w:t>
+        <w:t xml:space="preserve"> 해서 게임의 기믹을 스</w:t>
       </w:r>
       <w:r>
         <w:rPr>
@@ -899,28 +729,13 @@
         <w:rPr>
           <w:rFonts w:hint="eastAsia"/>
         </w:rPr>
-        <w:t>하거나</w:t>
-      </w:r>
-      <w:proofErr w:type="spellEnd"/>
-      <w:r>
-        <w:rPr>
-          <w:rFonts w:hint="eastAsia"/>
-        </w:rPr>
-        <w:t xml:space="preserve"> 버그를 유발하게 </w:t>
-      </w:r>
-      <w:proofErr w:type="gramStart"/>
-      <w:r>
-        <w:rPr>
-          <w:rFonts w:hint="eastAsia"/>
-        </w:rPr>
-        <w:t>만들</w:t>
-      </w:r>
-      <w:proofErr w:type="gramEnd"/>
-      <w:r>
-        <w:rPr>
-          <w:rFonts w:hint="eastAsia"/>
-        </w:rPr>
-        <w:t xml:space="preserve"> 수 있다</w:t>
+        <w:t xml:space="preserve">하거나 버그를 유발하게 </w:t>
+      </w:r>
+      <w:r>
+        <w:rPr>
+          <w:rFonts w:hint="eastAsia"/>
+        </w:rPr>
+        <w:t>만들 수 있다</w:t>
       </w:r>
       <w:r>
         <w:rPr>
@@ -930,11 +745,6 @@
       </w:r>
     </w:p>
     <w:p>
-      <w:pPr>
-        <w:rPr>
-          <w:rFonts w:hint="eastAsia"/>
-        </w:rPr>
-      </w:pPr>
       <w:r>
         <w:rPr>
           <w:rFonts w:hint="eastAsia"/>
@@ -945,21 +755,7 @@
         <w:rPr>
           <w:rFonts w:hint="eastAsia"/>
         </w:rPr>
-        <w:t xml:space="preserve">따라서 이 점프를 해당된 위치에서만 할 수 있도록 강제하여 다른 문제가 발생하는 것을 막는다. 이는 </w:t>
-      </w:r>
-      <w:proofErr w:type="spellStart"/>
-      <w:r>
-        <w:rPr>
-          <w:rFonts w:hint="eastAsia"/>
-        </w:rPr>
-        <w:t>벽타기와</w:t>
-      </w:r>
-      <w:proofErr w:type="spellEnd"/>
-      <w:r>
-        <w:rPr>
-          <w:rFonts w:hint="eastAsia"/>
-        </w:rPr>
-        <w:t xml:space="preserve"> 기타 이동과 같이 후술한다. </w:t>
+        <w:t xml:space="preserve">따라서 이 점프를 해당된 위치에서만 할 수 있도록 강제하여 다른 문제가 발생하는 것을 막는다. 이는 벽타기와 기타 이동과 같이 후술한다. </w:t>
       </w:r>
     </w:p>
     <w:p>
@@ -970,46 +766,20 @@
           <w:numId w:val="6"/>
         </w:numPr>
         <w:ind w:leftChars="0"/>
-        <w:rPr>
-          <w:rFonts w:hint="eastAsia"/>
-        </w:rPr>
-      </w:pPr>
-      <w:proofErr w:type="spellStart"/>
-      <w:r>
-        <w:rPr>
-          <w:rFonts w:hint="eastAsia"/>
-        </w:rPr>
-        <w:t>지정포인터</w:t>
-      </w:r>
-      <w:proofErr w:type="spellEnd"/>
-      <w:r>
-        <w:rPr>
-          <w:rFonts w:hint="eastAsia"/>
-        </w:rPr>
-        <w:t xml:space="preserve"> 이동. </w:t>
-      </w:r>
-    </w:p>
-    <w:p>
-      <w:r>
-        <w:rPr>
-          <w:rFonts w:hint="eastAsia"/>
-        </w:rPr>
-        <w:lastRenderedPageBreak/>
-        <w:t xml:space="preserve"> 개발자가 의도하지 않은 장소의 이동이나 버그를 막기 위해서 이러한 점프, 추가로는 </w:t>
-      </w:r>
-      <w:proofErr w:type="spellStart"/>
-      <w:r>
-        <w:rPr>
-          <w:rFonts w:hint="eastAsia"/>
-        </w:rPr>
-        <w:t>벽타기</w:t>
-      </w:r>
-      <w:proofErr w:type="spellEnd"/>
-      <w:r>
-        <w:rPr>
-          <w:rFonts w:hint="eastAsia"/>
-        </w:rPr>
-        <w:t xml:space="preserve"> 등을 반드시 의도한 장소에서만 할 수 있도록 강제하기도 한다. </w:t>
+      </w:pPr>
+      <w:r>
+        <w:rPr>
+          <w:rFonts w:hint="eastAsia"/>
+        </w:rPr>
+        <w:t xml:space="preserve">지정포인터 이동. </w:t>
+      </w:r>
+    </w:p>
+    <w:p>
+      <w:r>
+        <w:rPr>
+          <w:rFonts w:hint="eastAsia"/>
+        </w:rPr>
+        <w:t xml:space="preserve"> 개발자가 의도하지 않은 장소의 이동이나 버그를 막기 위해서 이러한 점프, 추가로는 벽타기 등을 반드시 의도한 장소에서만 할 수 있도록 강제하기도 한다. </w:t>
       </w:r>
     </w:p>
     <w:p>
@@ -1025,6 +795,7 @@
         <w:rPr>
           <w:rFonts w:hint="eastAsia"/>
         </w:rPr>
+        <w:lastRenderedPageBreak/>
         <w:t>점프</w:t>
       </w:r>
     </w:p>
@@ -1055,11 +826,6 @@
       </w:r>
     </w:p>
     <w:p>
-      <w:pPr>
-        <w:rPr>
-          <w:rFonts w:hint="eastAsia"/>
-        </w:rPr>
-      </w:pPr>
       <w:r>
         <w:rPr>
           <w:rFonts w:hint="eastAsia"/>
@@ -1087,25 +853,15 @@
           <w:numId w:val="7"/>
         </w:numPr>
         <w:ind w:leftChars="0"/>
-        <w:rPr>
-          <w:rFonts w:hint="eastAsia"/>
-        </w:rPr>
-      </w:pPr>
-      <w:proofErr w:type="spellStart"/>
+      </w:pPr>
       <w:r>
         <w:rPr>
           <w:rFonts w:hint="eastAsia"/>
         </w:rPr>
         <w:t>벽타기</w:t>
       </w:r>
-      <w:proofErr w:type="spellEnd"/>
-    </w:p>
-    <w:p>
-      <w:pPr>
-        <w:rPr>
-          <w:rFonts w:hint="eastAsia"/>
-        </w:rPr>
-      </w:pPr>
+    </w:p>
+    <w:p>
       <w:r>
         <w:rPr>
           <w:rFonts w:hint="eastAsia"/>
@@ -1122,21 +878,7 @@
         <w:rPr>
           <w:rFonts w:hint="eastAsia"/>
         </w:rPr>
-        <w:t xml:space="preserve"> 혹은 높은 장소에서의 평행 이동을 </w:t>
-      </w:r>
-      <w:proofErr w:type="spellStart"/>
-      <w:r>
-        <w:rPr>
-          <w:rFonts w:hint="eastAsia"/>
-        </w:rPr>
-        <w:t>해야할</w:t>
-      </w:r>
-      <w:proofErr w:type="spellEnd"/>
-      <w:r>
-        <w:rPr>
-          <w:rFonts w:hint="eastAsia"/>
-        </w:rPr>
-        <w:t xml:space="preserve"> 때도 있다. </w:t>
+        <w:t xml:space="preserve"> 혹은 높은 장소에서의 평행 이동을 해야할 때도 있다. </w:t>
       </w:r>
       <w:r>
         <w:rPr>
@@ -1164,44 +906,11 @@
       </w:r>
     </w:p>
     <w:p>
-      <w:pPr>
-        <w:rPr>
-          <w:rFonts w:hint="eastAsia"/>
-        </w:rPr>
-      </w:pPr>
-      <w:r>
-        <w:rPr>
-          <w:rFonts w:hint="eastAsia"/>
-        </w:rPr>
-        <w:t xml:space="preserve"> 이때 게임에서 주로 사용하는 것은 </w:t>
-      </w:r>
-      <w:proofErr w:type="spellStart"/>
-      <w:r>
-        <w:rPr>
-          <w:rFonts w:hint="eastAsia"/>
-        </w:rPr>
-        <w:t>벽타기다</w:t>
-      </w:r>
-      <w:proofErr w:type="spellEnd"/>
-      <w:r>
-        <w:rPr>
-          <w:rFonts w:hint="eastAsia"/>
-        </w:rPr>
-        <w:t xml:space="preserve">. </w:t>
-      </w:r>
-      <w:proofErr w:type="spellStart"/>
-      <w:r>
-        <w:rPr>
-          <w:rFonts w:hint="eastAsia"/>
-        </w:rPr>
-        <w:t>클라이밍처럼</w:t>
-      </w:r>
-      <w:proofErr w:type="spellEnd"/>
-      <w:r>
-        <w:rPr>
-          <w:rFonts w:hint="eastAsia"/>
-        </w:rPr>
-        <w:t xml:space="preserve"> 지정된 위치의 마커(돌출된 부분/보통 색으로 표시)를 움켜쥐고 </w:t>
+      <w:r>
+        <w:rPr>
+          <w:rFonts w:hint="eastAsia"/>
+        </w:rPr>
+        <w:t xml:space="preserve"> 이때 게임에서 주로 사용하는 것은 벽타기다. 클라이밍처럼 지정된 위치의 마커(돌출된 부분/보통 색으로 표시)를 움켜쥐고 </w:t>
       </w:r>
       <w:r>
         <w:rPr>
@@ -1261,14 +970,7 @@
         <w:rPr>
           <w:rFonts w:hint="eastAsia"/>
         </w:rPr>
-        <w:t xml:space="preserve"> 보통 점프가 있는 게임에서 높은 위치에서 낮은 위치로 이동할 때 사용되는 방법이다. 마치 글라이더처럼 모종의 기구를 이용해서 위 아래의 수직적인 </w:t>
-      </w:r>
-      <w:proofErr w:type="gramStart"/>
-      <w:r>
-        <w:rPr>
-          <w:rFonts w:hint="eastAsia"/>
-        </w:rPr>
-        <w:t>거리</w:t>
+        <w:t xml:space="preserve"> 보통 점프가 있는 게임에서 높은 위치에서 낮은 위치로 이동할 때 사용되는 방법이다. 마치 글라이더처럼 모종의 기구를 이용해서 위 아래의 수직적인 거리</w:t>
       </w:r>
       <w:r>
         <w:rPr>
@@ -1280,22 +982,10 @@
         <w:rPr>
           <w:rFonts w:hint="eastAsia"/>
         </w:rPr>
-        <w:t>뿐</w:t>
-      </w:r>
-      <w:proofErr w:type="gramEnd"/>
-      <w:r>
-        <w:rPr>
-          <w:rFonts w:hint="eastAsia"/>
-        </w:rPr>
-        <w:t xml:space="preserve"> 아니라 자유롭게 수평적인 거리를 이동할 수 있게 만든다. </w:t>
-      </w:r>
-    </w:p>
-    <w:p>
-      <w:pPr>
-        <w:rPr>
-          <w:rFonts w:hint="eastAsia"/>
-        </w:rPr>
-      </w:pPr>
+        <w:t xml:space="preserve">뿐 아니라 자유롭게 수평적인 거리를 이동할 수 있게 만든다. </w:t>
+      </w:r>
+    </w:p>
+    <w:p>
       <w:r>
         <w:rPr>
           <w:rFonts w:hint="eastAsia"/>
@@ -1349,19 +1039,6 @@
           <w:rFonts w:hint="eastAsia"/>
         </w:rPr>
         <w:t xml:space="preserve">는 것이다. </w:t>
-      </w:r>
-    </w:p>
-    <w:p>
-      <w:pPr>
-        <w:rPr>
-          <w:rFonts w:hint="eastAsia"/>
-        </w:rPr>
-      </w:pPr>
-      <w:r>
-        <w:rPr>
-          <w:rFonts w:hint="eastAsia"/>
-        </w:rPr>
-        <w:t xml:space="preserve"> </w:t>
       </w:r>
     </w:p>
     <w:p>
@@ -1391,52 +1068,438 @@
         <w:rPr>
           <w:rFonts w:hint="eastAsia"/>
         </w:rPr>
-        <w:t xml:space="preserve">? 그 자체만으로 하나의 컨텐츠라고 부르기에 부족하지 않을 것이다. 오픈월드에서 가끔씩 적용되고는 하는 이 자유 이동은 대부분 </w:t>
-      </w:r>
-      <w:proofErr w:type="spellStart"/>
-      <w:proofErr w:type="gramStart"/>
-      <w:r>
-        <w:rPr>
-          <w:rFonts w:hint="eastAsia"/>
-        </w:rPr>
-        <w:t>젤다</w:t>
-      </w:r>
-      <w:proofErr w:type="spellEnd"/>
-      <w:r>
-        <w:rPr>
-          <w:rFonts w:hint="eastAsia"/>
-        </w:rPr>
-        <w:t>:야생의</w:t>
-      </w:r>
-      <w:proofErr w:type="gramEnd"/>
-      <w:r>
-        <w:rPr>
-          <w:rFonts w:hint="eastAsia"/>
-        </w:rPr>
-        <w:t xml:space="preserve"> 숨결을 참고해서 개발된다. </w:t>
-      </w:r>
-    </w:p>
-    <w:p>
-      <w:pPr>
-        <w:rPr>
-          <w:rFonts w:hint="eastAsia"/>
-        </w:rPr>
-      </w:pPr>
+        <w:t xml:space="preserve">? 그 자체만으로 하나의 컨텐츠라고 부르기에 부족하지 않을 것이다. 오픈월드에서 가끔씩 적용되고는 하는 이 자유 이동은 대부분 젤다:야생의 숨결을 참고해서 개발된다. </w:t>
+      </w:r>
+    </w:p>
+    <w:p>
+      <w:r>
+        <w:rPr>
+          <w:rFonts w:hint="eastAsia"/>
+        </w:rPr>
+        <w:t xml:space="preserve"> 말 그대로 자유 이동이다. 갈 수 있는 곳은 어디던지 갈 수 있으며, 대부분의 벽을 등산하여 올라갈 수 있다. 저 멀리 보이는 산부터 강, 마을, 던전 전부 갈 수 있도록 하는 것이 자유 이동이며, 그렇기에 오픈월드 게임의 깊이를 더해주는 것이다. 즉, 게임에서 모든 요소가 유저가 즐길 수 있는 것으로 만들어주는 가장 기본적인 장치인 것이다. 실제 상호작용이 불가능하더라도 가기</w:t>
+      </w:r>
       <w:r>
         <w:rPr>
           <w:rFonts w:hint="eastAsia"/>
         </w:rPr>
         <w:lastRenderedPageBreak/>
+        <w:t xml:space="preserve">만 하는 것만으로도 그 물체나 건물은 충분히 의미를 가지게 되기 때문이다. </w:t>
+      </w:r>
+      <w:r>
+        <w:rPr>
+          <w:rFonts w:hint="eastAsia"/>
+        </w:rPr>
+        <w:t xml:space="preserve">이전의 게임에서 건물을 만들어두고 문을 잠구어서 접근하지 못하게 하는 것과는 다른 </w:t>
+      </w:r>
+      <w:r>
+        <w:rPr>
+          <w:rFonts w:hint="eastAsia"/>
+        </w:rPr>
+        <w:t xml:space="preserve">방식의 접근 인 것이다. </w:t>
+      </w:r>
+    </w:p>
+    <w:p>
+      <w:pPr>
+        <w:pStyle w:val="a3"/>
+        <w:numPr>
+          <w:ilvl w:val="0"/>
+          <w:numId w:val="9"/>
+        </w:numPr>
+        <w:ind w:leftChars="0"/>
+      </w:pPr>
+      <w:r>
+        <w:rPr>
+          <w:rFonts w:hint="eastAsia"/>
+        </w:rPr>
+        <w:t>그럼에도 존재하는 제한</w:t>
+      </w:r>
+    </w:p>
+    <w:p>
+      <w:pPr>
+        <w:ind w:firstLineChars="100" w:firstLine="200"/>
+      </w:pPr>
+      <w:r>
+        <w:rPr>
+          <w:rFonts w:hint="eastAsia"/>
+        </w:rPr>
+        <w:t xml:space="preserve">스태미너를 제한하더라도 그럼에도, 자유 이동에 어울리지 않도록 제한을 두어야 하는 영역이 존재한다. 온전하게 완벽한 자유는 절대로 줄 수 없다. </w:t>
+      </w:r>
+    </w:p>
+    <w:p>
+      <w:pPr>
+        <w:ind w:firstLineChars="100" w:firstLine="200"/>
+      </w:pPr>
+      <w:r>
+        <w:rPr>
+          <w:rFonts w:hint="eastAsia"/>
+        </w:rPr>
+        <w:t xml:space="preserve">첫 째로는 모든 장애물을 단 한가지의 방법으로 극복할 수 있으면, 모든 레벨 디자인이 무의미 해진다는 점이다. </w:t>
+      </w:r>
+      <w:r>
+        <w:rPr>
+          <w:rFonts w:hint="eastAsia"/>
+        </w:rPr>
+        <w:t>예를 들어서 큰 산이 하나 있어서 개발자가 이 산을 오르면서 생길 상황에 대해서 유추하고 그에 따른 경험을 제공해주어야 하는데, 그냥 유저가 몇 십 분을 들여서 절벽을 타서 산</w:t>
+      </w:r>
+      <w:r>
+        <w:rPr>
+          <w:rFonts w:hint="eastAsia"/>
+        </w:rPr>
         <w:t xml:space="preserve"> </w:t>
       </w:r>
-    </w:p>
-    <w:p/>
-    <w:p>
-      <w:pPr>
-        <w:rPr>
-          <w:rFonts w:hint="eastAsia"/>
-        </w:rPr>
-      </w:pPr>
+      <w:r>
+        <w:rPr>
+          <w:rFonts w:hint="eastAsia"/>
+        </w:rPr>
+        <w:t>위로 올라가면 어떻게 될</w:t>
+      </w:r>
+      <w:r>
+        <w:rPr>
+          <w:rFonts w:hint="eastAsia"/>
+        </w:rPr>
+        <w:t xml:space="preserve"> 까. 모든 지리적 요소를 게임에 도입할 수 없다. 다채로운 경험에 한계를 준다. </w:t>
+      </w:r>
+    </w:p>
+    <w:p>
+      <w:pPr>
+        <w:ind w:firstLineChars="100" w:firstLine="200"/>
+        <w:rPr>
+          <w:rFonts w:hint="eastAsia"/>
+        </w:rPr>
+      </w:pPr>
+      <w:r>
+        <w:rPr>
+          <w:rFonts w:hint="eastAsia"/>
+        </w:rPr>
+        <w:t xml:space="preserve">둘 째로는 성취감이다. </w:t>
+      </w:r>
+      <w:r>
+        <w:rPr>
+          <w:rFonts w:hint="eastAsia"/>
+        </w:rPr>
+        <w:t>아무리 자유도를 준다고 하더라도, 그래도 조금의 성취감을 주어야 하는데, 이런 단순 반복은 그다지 좋지 못한 경험이 될 것이다.</w:t>
+      </w:r>
+      <w:r>
+        <w:rPr>
+          <w:rFonts w:hint="eastAsia"/>
+        </w:rPr>
+        <w:t xml:space="preserve"> 후술할 </w:t>
+      </w:r>
+    </w:p>
+    <w:p>
+      <w:pPr>
+        <w:pStyle w:val="a3"/>
+        <w:numPr>
+          <w:ilvl w:val="0"/>
+          <w:numId w:val="9"/>
+        </w:numPr>
+        <w:ind w:leftChars="0"/>
+      </w:pPr>
+      <w:r>
+        <w:rPr>
+          <w:rFonts w:hint="eastAsia"/>
+        </w:rPr>
+        <w:t>스태미너</w:t>
+      </w:r>
+    </w:p>
+    <w:p>
+      <w:r>
+        <w:rPr>
+          <w:rFonts w:hint="eastAsia"/>
+        </w:rPr>
+        <w:t xml:space="preserve"> 뛰거나, 벽을 오르거나, 활강을 하거나</w:t>
+      </w:r>
+      <w:r>
+        <w:rPr>
+          <w:rFonts w:hint="eastAsia"/>
+        </w:rPr>
+        <w:t>, 수영을 하거나.</w:t>
+      </w:r>
+      <w:r>
+        <w:rPr>
+          <w:rFonts w:hint="eastAsia"/>
+        </w:rPr>
+        <w:t xml:space="preserve"> 일반적으로 힘들다라고 여겨질 만한 행동에 스태미너를 소모하도록 한다. 이렇게 해두면 유저는 자연스럽게 새롭게 생긴 스태미너라는 자원을 어떻게 할지에 대해서 고민하게 된다. 어떠한 장애물을 마주하게 되면, </w:t>
+      </w:r>
+      <w:r>
+        <w:rPr>
+          <w:rFonts w:hint="eastAsia"/>
+        </w:rPr>
+        <w:t xml:space="preserve">거리를 가늠하며 </w:t>
+      </w:r>
+      <w:r>
+        <w:rPr>
+          <w:rFonts w:hint="eastAsia"/>
+        </w:rPr>
+        <w:t>가능</w:t>
+      </w:r>
+      <w:r>
+        <w:rPr>
+          <w:rFonts w:hint="eastAsia"/>
+        </w:rPr>
+        <w:t xml:space="preserve"> 여부를 </w:t>
+      </w:r>
+      <w:r>
+        <w:rPr>
+          <w:rFonts w:hint="eastAsia"/>
+        </w:rPr>
+        <w:t>계산하</w:t>
+      </w:r>
+      <w:r>
+        <w:rPr>
+          <w:rFonts w:hint="eastAsia"/>
+        </w:rPr>
+        <w:t xml:space="preserve">며 </w:t>
+      </w:r>
+      <w:r>
+        <w:rPr>
+          <w:rFonts w:hint="eastAsia"/>
+        </w:rPr>
+        <w:t xml:space="preserve">여러 가지 </w:t>
+      </w:r>
+      <w:r>
+        <w:rPr>
+          <w:rFonts w:hint="eastAsia"/>
+        </w:rPr>
+        <w:t xml:space="preserve">선택을 내린다. 유저는 자신이 계산한 결과로 게임의 이동을 완수하면서 성취감을 느낄 수 있다. </w:t>
+      </w:r>
+    </w:p>
+    <w:p>
+      <w:r>
+        <w:rPr>
+          <w:rFonts w:hint="eastAsia"/>
+        </w:rPr>
+        <w:t xml:space="preserve"> 하지만, 게임을 충분히 진행하고 나면 이 과정은 굉장히 지루해질 수 있다. </w:t>
+      </w:r>
+      <w:r>
+        <w:t>“</w:t>
+      </w:r>
+      <w:r>
+        <w:rPr>
+          <w:rFonts w:hint="eastAsia"/>
+        </w:rPr>
+        <w:t>나는 충분히 강한 적도 잡았고, 많은 모험을 겪었는데 이런 작은 언덕을 아직도 못</w:t>
+      </w:r>
+      <w:r>
+        <w:rPr>
+          <w:rFonts w:hint="eastAsia"/>
+        </w:rPr>
+        <w:t xml:space="preserve"> </w:t>
+      </w:r>
+      <w:r>
+        <w:rPr>
+          <w:rFonts w:hint="eastAsia"/>
+        </w:rPr>
+        <w:t>넘어?</w:t>
+      </w:r>
+      <w:r>
+        <w:t>”</w:t>
+      </w:r>
+      <w:r>
+        <w:rPr>
+          <w:rFonts w:hint="eastAsia"/>
+        </w:rPr>
+        <w:t xml:space="preserve"> 이런 식의 생각이 들 수 있다는 것이다. 다른 게임에서 레벨이 낮은 던전은 빠르게 클리어할 수 있도록 스킵을 하도록 하거나, 이미 클리어한 길을 빠르게 갈 수 있게 숏컷을 두는 것도 이와 같은 이유에서라고 생각한다.</w:t>
+      </w:r>
+    </w:p>
+    <w:p>
+      <w:r>
+        <w:rPr>
+          <w:rFonts w:hint="eastAsia"/>
+        </w:rPr>
+        <w:t xml:space="preserve"> 이 방법에 대한 주 해결방안은 단순하게 스태미너의 상한을 늘리는 것으로 해결하고 있다고 본다. 적을 잡거나 더 많은 맵을 탐사하면서 여러 자원을 모으면서 스태미너의 상한을 올려준다면, 유저는 당연하게도 더 멀리, 그리고 더 높이 갈 수 있기에 다음의 컨텐츠가 자동으로 해금되는 것처럼 느낄 수 있다. </w:t>
+      </w:r>
+    </w:p>
+    <w:p>
+      <w:r>
+        <w:rPr>
+          <w:rFonts w:hint="eastAsia"/>
+        </w:rPr>
+        <w:t xml:space="preserve"> 이 방법 또한 RPG게임에서의 레벨업이나 장비 강화처럼, </w:t>
+      </w:r>
+      <w:r>
+        <w:t>“</w:t>
+      </w:r>
+      <w:r>
+        <w:rPr>
+          <w:rFonts w:hint="eastAsia"/>
+        </w:rPr>
+        <w:t>강해지는 법</w:t>
+      </w:r>
+      <w:r>
+        <w:t>”</w:t>
+      </w:r>
+      <w:r>
+        <w:rPr>
+          <w:rFonts w:hint="eastAsia"/>
+        </w:rPr>
+        <w:t xml:space="preserve">의 한 갈래로 볼 수 있다고 생각한다. </w:t>
+      </w:r>
+    </w:p>
+    <w:p>
+      <w:pPr>
+        <w:pStyle w:val="a3"/>
+        <w:numPr>
+          <w:ilvl w:val="0"/>
+          <w:numId w:val="9"/>
+        </w:numPr>
+        <w:ind w:leftChars="0"/>
+      </w:pPr>
+      <w:r>
+        <w:rPr>
+          <w:rFonts w:hint="eastAsia"/>
+        </w:rPr>
+        <w:t>못 오르는 벽</w:t>
+      </w:r>
+    </w:p>
+    <w:p>
+      <w:r>
+        <w:rPr>
+          <w:rFonts w:hint="eastAsia"/>
+        </w:rPr>
+        <w:t xml:space="preserve"> </w:t>
+      </w:r>
+      <w:r>
+        <w:rPr>
+          <w:rFonts w:hint="eastAsia"/>
+        </w:rPr>
+        <w:t>위의 이유와 동일하다. 던전을 탈출해야 하거나 미로를 풀어야 하는데 벽을 넘어갈 수 있다면</w:t>
+      </w:r>
+      <w:r>
+        <w:rPr>
+          <w:rFonts w:hint="eastAsia"/>
+        </w:rPr>
+        <w:t xml:space="preserve"> 안</w:t>
+      </w:r>
+      <w:r>
+        <w:rPr>
+          <w:rFonts w:hint="eastAsia"/>
+        </w:rPr>
+        <w:t xml:space="preserve"> </w:t>
+      </w:r>
+      <w:r>
+        <w:rPr>
+          <w:rFonts w:hint="eastAsia"/>
+        </w:rPr>
+        <w:t>된다</w:t>
+      </w:r>
+      <w:r>
+        <w:rPr>
+          <w:rFonts w:hint="eastAsia"/>
+        </w:rPr>
+        <w:t xml:space="preserve">. 그래서 </w:t>
+      </w:r>
+      <w:r>
+        <w:rPr>
+          <w:rFonts w:hint="eastAsia"/>
+        </w:rPr>
+        <w:t xml:space="preserve">젤다의 전설 같은 경우에는 자유도를 굉장히 중시함에도, 단순히 벽을 넘는 간단한 방식으로 파훼는 불가능하도록 장치를 몇 개 해두었다. </w:t>
+      </w:r>
+    </w:p>
+    <w:p>
+      <w:pPr>
+        <w:ind w:firstLineChars="100" w:firstLine="200"/>
+        <w:rPr>
+          <w:rFonts w:hint="eastAsia"/>
+        </w:rPr>
+      </w:pPr>
+      <w:r>
+        <w:rPr>
+          <w:rFonts w:hint="eastAsia"/>
+        </w:rPr>
+        <w:lastRenderedPageBreak/>
+        <w:t xml:space="preserve">예시로 </w:t>
+      </w:r>
+      <w:r>
+        <w:rPr>
+          <w:rFonts w:hint="eastAsia"/>
+        </w:rPr>
+        <w:t>비가 오는 경우에는 미끄러져서 벽을 제대로 탈 수 없게 되고, 아예 못</w:t>
+      </w:r>
+      <w:r>
+        <w:rPr>
+          <w:rFonts w:hint="eastAsia"/>
+        </w:rPr>
+        <w:t xml:space="preserve"> </w:t>
+      </w:r>
+      <w:r>
+        <w:rPr>
+          <w:rFonts w:hint="eastAsia"/>
+        </w:rPr>
+        <w:t>오르는 벽도 존재한다. 이런 요소들은 오히려 유저의 자유를 해치는 행위임에도</w:t>
+      </w:r>
+      <w:r>
+        <w:rPr>
+          <w:rFonts w:hint="eastAsia"/>
+        </w:rPr>
+        <w:t xml:space="preserve"> </w:t>
+      </w:r>
+      <w:r>
+        <w:t>“</w:t>
+      </w:r>
+      <w:r>
+        <w:rPr>
+          <w:rFonts w:hint="eastAsia"/>
+        </w:rPr>
+        <w:t>비가 오니 미끄러진다</w:t>
+      </w:r>
+      <w:r>
+        <w:t>”</w:t>
+      </w:r>
+      <w:r>
+        <w:rPr>
+          <w:rFonts w:hint="eastAsia"/>
+        </w:rPr>
+        <w:t xml:space="preserve">, </w:t>
+      </w:r>
+      <w:r>
+        <w:t>“</w:t>
+      </w:r>
+      <w:r>
+        <w:rPr>
+          <w:rFonts w:hint="eastAsia"/>
+        </w:rPr>
+        <w:t>얼음벽은 오를 수 없다</w:t>
+      </w:r>
+      <w:r>
+        <w:t>”</w:t>
+      </w:r>
+      <w:r>
+        <w:rPr>
+          <w:rFonts w:hint="eastAsia"/>
+        </w:rPr>
+        <w:t xml:space="preserve"> 같은 경우에는 </w:t>
+      </w:r>
+      <w:r>
+        <w:rPr>
+          <w:rFonts w:hint="eastAsia"/>
+        </w:rPr>
+        <w:t>자연스</w:t>
+      </w:r>
+      <w:r>
+        <w:rPr>
+          <w:rFonts w:hint="eastAsia"/>
+        </w:rPr>
+        <w:t>러워 억지스러운 요소가</w:t>
+      </w:r>
+      <w:r>
+        <w:rPr>
+          <w:rFonts w:hint="eastAsia"/>
+        </w:rPr>
+        <w:t xml:space="preserve"> 아니</w:t>
+      </w:r>
+      <w:r>
+        <w:rPr>
+          <w:rFonts w:hint="eastAsia"/>
+        </w:rPr>
+        <w:t>기에</w:t>
+      </w:r>
+      <w:r>
+        <w:rPr>
+          <w:rFonts w:hint="eastAsia"/>
+        </w:rPr>
+        <w:t xml:space="preserve"> 유저에게 불쾌감을 많이 주지는 않는다. </w:t>
+      </w:r>
     </w:p>
     <w:p>
       <w:pPr>
@@ -1451,16 +1514,14 @@
         <w:rPr>
           <w:rFonts w:hint="eastAsia"/>
         </w:rPr>
-        <w:t>워프(</w:t>
-      </w:r>
-      <w:proofErr w:type="spellStart"/>
-      <w:r>
-        <w:rPr>
-          <w:rFonts w:hint="eastAsia"/>
-        </w:rPr>
-        <w:t>텔레포트</w:t>
-      </w:r>
-      <w:proofErr w:type="spellEnd"/>
+        <w:t>워프(텔레포트</w:t>
+      </w:r>
+      <w:r>
+        <w:rPr>
+          <w:rFonts w:hint="eastAsia"/>
+        </w:rPr>
+        <w:t>, 조작X 이동</w:t>
+      </w:r>
       <w:r>
         <w:rPr>
           <w:rFonts w:hint="eastAsia"/>
@@ -1469,53 +1530,211 @@
       </w:r>
     </w:p>
     <w:p>
-      <w:pPr>
-        <w:rPr>
-          <w:rFonts w:hint="eastAsia"/>
-        </w:rPr>
-      </w:pPr>
-      <w:r>
-        <w:rPr>
-          <w:rFonts w:hint="eastAsia"/>
-        </w:rPr>
-        <w:t xml:space="preserve"> 워프라고 했지만, 여기는 </w:t>
-      </w:r>
-      <w:proofErr w:type="spellStart"/>
-      <w:r>
-        <w:rPr>
-          <w:rFonts w:hint="eastAsia"/>
-        </w:rPr>
-        <w:t>그래플링</w:t>
-      </w:r>
-      <w:proofErr w:type="spellEnd"/>
-      <w:r>
-        <w:rPr>
-          <w:rFonts w:hint="eastAsia"/>
-        </w:rPr>
-        <w:t xml:space="preserve"> 등의 행동도 포함된다. 즉, 위치와 위치 간의 거리를 무시하고 </w:t>
-      </w:r>
-      <w:proofErr w:type="gramStart"/>
-      <w:r>
-        <w:rPr>
-          <w:rFonts w:hint="eastAsia"/>
-        </w:rPr>
-        <w:t>한번에</w:t>
-      </w:r>
-      <w:proofErr w:type="gramEnd"/>
-      <w:r>
-        <w:rPr>
-          <w:rFonts w:hint="eastAsia"/>
-        </w:rPr>
-        <w:t xml:space="preserve"> 이동할 수 있도록 한다는 점이다. </w:t>
-      </w:r>
-    </w:p>
-    <w:p>
-      <w:pPr>
-        <w:ind w:left="440"/>
-        <w:rPr>
-          <w:rFonts w:hint="eastAsia"/>
-        </w:rPr>
-      </w:pPr>
+      <w:r>
+        <w:rPr>
+          <w:rFonts w:hint="eastAsia"/>
+        </w:rPr>
+        <w:t xml:space="preserve"> 워프라고 했지만, 여기는 그래플링 등의 행동도 포함된다. 즉, 위치와 위치 간의 거리를 무시하고 한</w:t>
+      </w:r>
+      <w:r>
+        <w:rPr>
+          <w:rFonts w:hint="eastAsia"/>
+        </w:rPr>
+        <w:t xml:space="preserve"> </w:t>
+      </w:r>
+      <w:r>
+        <w:rPr>
+          <w:rFonts w:hint="eastAsia"/>
+        </w:rPr>
+        <w:t xml:space="preserve">번에 이동할 수 있도록 한다는 점이다. </w:t>
+      </w:r>
+    </w:p>
+    <w:p>
+      <w:r>
+        <w:rPr>
+          <w:rFonts w:hint="eastAsia"/>
+        </w:rPr>
+        <w:t xml:space="preserve"> 이동이 핵심이 아닌 경우에는 이런 요소도 많이 사용한다. 개인적으로 나쁘게 생각하지 않는다. 사람들이 가끔씩 편한 수단으로 대체한다고 하는 사람들도 있지만, 관심 없는 요소는 날리고 과감하게 필요한 부분만 사용하는 것도 나쁘지 않다. </w:t>
+      </w:r>
+    </w:p>
+    <w:p>
+      <w:pPr>
+        <w:rPr>
+          <w:rFonts w:hint="eastAsia"/>
+        </w:rPr>
+      </w:pPr>
+      <w:r>
+        <w:rPr>
+          <w:rFonts w:hint="eastAsia"/>
+        </w:rPr>
+        <w:t xml:space="preserve"> 빠르게 긴 거리를 이동할 수 있고 아예 시간을 스킵하여 늘어지는 부분을 아예 제거하거나, 고정된 액션으로 이동하여 풍경이나 대사에 좀 더 집중할 수 있도록 한다. </w:t>
+      </w:r>
+    </w:p>
+    <w:p>
+      <w:pPr>
+        <w:pStyle w:val="a3"/>
+        <w:numPr>
+          <w:ilvl w:val="0"/>
+          <w:numId w:val="1"/>
+        </w:numPr>
+        <w:ind w:leftChars="0"/>
+      </w:pPr>
+      <w:r>
+        <w:rPr>
+          <w:rFonts w:hint="eastAsia"/>
+        </w:rPr>
+        <w:t>그 외</w:t>
+      </w:r>
+    </w:p>
+    <w:p>
+      <w:pPr>
+        <w:pStyle w:val="a3"/>
+        <w:numPr>
+          <w:ilvl w:val="0"/>
+          <w:numId w:val="13"/>
+        </w:numPr>
+        <w:ind w:leftChars="0"/>
+      </w:pPr>
+      <w:r>
+        <w:rPr>
+          <w:rFonts w:hint="eastAsia"/>
+        </w:rPr>
+        <w:t>스파이더맨</w:t>
+      </w:r>
+    </w:p>
+    <w:p>
+      <w:r>
+        <w:rPr>
+          <w:rFonts w:hint="eastAsia"/>
+        </w:rPr>
+        <w:t xml:space="preserve"> 스파이더맨이라는 캐릭터 자체의 이동방식</w:t>
+      </w:r>
+      <w:r>
+        <w:rPr>
+          <w:rFonts w:hint="eastAsia"/>
+        </w:rPr>
+        <w:t>은 영화나 만화에서</w:t>
+      </w:r>
+      <w:r>
+        <w:rPr>
+          <w:rFonts w:hint="eastAsia"/>
+        </w:rPr>
+        <w:t xml:space="preserve"> 알 수 있듯이</w:t>
+      </w:r>
+      <w:r>
+        <w:rPr>
+          <w:rFonts w:hint="eastAsia"/>
+        </w:rPr>
+        <w:t xml:space="preserve"> 유명한 웹스윙이다. 거미줄을 건물에 붙인 뒤에 진자 운동이나 그네처럼 위에서 아래로 떨어지는 </w:t>
+      </w:r>
+      <w:r>
+        <w:rPr>
+          <w:rFonts w:hint="eastAsia"/>
+        </w:rPr>
+        <w:t xml:space="preserve">중력을 수평방향의 속도로 전환시키는 이동방식으로 게임에서도 훌륭하게 구현되었다. </w:t>
+      </w:r>
+    </w:p>
+    <w:p>
+      <w:r>
+        <w:rPr>
+          <w:rFonts w:hint="eastAsia"/>
+        </w:rPr>
+        <w:t xml:space="preserve"> 이 이동방식은 공중에서 잠시 떠있다가 빠르게 가속되는 속력과 그에 비례하여 변하는 풍경</w:t>
+      </w:r>
+      <w:r>
+        <w:rPr>
+          <w:rFonts w:hint="eastAsia"/>
+        </w:rPr>
+        <w:t>이나 바람소리를</w:t>
+      </w:r>
+      <w:r>
+        <w:rPr>
+          <w:rFonts w:hint="eastAsia"/>
+        </w:rPr>
+        <w:t xml:space="preserve"> 통해서 가속도를 생생하게 체감할 수 있으며, </w:t>
+      </w:r>
+      <w:r>
+        <w:rPr>
+          <w:rFonts w:hint="eastAsia"/>
+        </w:rPr>
+        <w:t>높은 위치에서부터 타이밍에 맞게 이동키를 누르</w:t>
+      </w:r>
+      <w:r>
+        <w:rPr>
+          <w:rFonts w:hint="eastAsia"/>
+        </w:rPr>
+        <w:t xml:space="preserve">고 장애물을 피하는 행동으로 통해서 지루함마저 덜었다. </w:t>
+      </w:r>
+    </w:p>
+    <w:p>
+      <w:pPr>
+        <w:rPr>
+          <w:rFonts w:hint="eastAsia"/>
+        </w:rPr>
+      </w:pPr>
+      <w:r>
+        <w:rPr>
+          <w:rFonts w:hint="eastAsia"/>
+        </w:rPr>
+        <w:t xml:space="preserve"> 이 웹스윙 이동은 정말 재미있어서</w:t>
+      </w:r>
+      <w:r>
+        <w:rPr>
+          <w:rFonts w:hint="eastAsia"/>
+        </w:rPr>
+        <w:t>, 게임의 주요 컨텐츠가 이동이라는 생각이 들 정도</w:t>
+      </w:r>
+      <w:r>
+        <w:rPr>
+          <w:rFonts w:hint="eastAsia"/>
+        </w:rPr>
+        <w:t xml:space="preserve">이며 정말 먼 거리라도 </w:t>
+      </w:r>
+      <w:r>
+        <w:rPr>
+          <w:rFonts w:hint="eastAsia"/>
+        </w:rPr>
+        <w:t xml:space="preserve">그냥 직접 이동하게 되는 재미를 만들었다. </w:t>
+      </w:r>
+      <w:r>
+        <w:rPr>
+          <w:rFonts w:hint="eastAsia"/>
+        </w:rPr>
+        <w:t>또, 이동 중에 빠르게 벌어지는 랜덤 이벤트</w:t>
+      </w:r>
+      <w:r>
+        <w:rPr>
+          <w:rFonts w:hint="eastAsia"/>
+        </w:rPr>
+        <w:t>(사고)</w:t>
+      </w:r>
+      <w:r>
+        <w:rPr>
+          <w:rFonts w:hint="eastAsia"/>
+        </w:rPr>
+        <w:t xml:space="preserve">에 접근하여 해결할 수 있기에 </w:t>
+      </w:r>
+      <w:r>
+        <w:rPr>
+          <w:rFonts w:hint="eastAsia"/>
+        </w:rPr>
+        <w:t xml:space="preserve">게임의 컨셉과도 걸맞다. </w:t>
+      </w:r>
+      <w:r>
+        <w:t>여</w:t>
+      </w:r>
+      <w:r>
+        <w:rPr>
+          <w:rFonts w:hint="eastAsia"/>
+        </w:rPr>
+        <w:t xml:space="preserve">러모로 </w:t>
+      </w:r>
+      <w:r>
+        <w:rPr>
+          <w:rFonts w:hint="eastAsia"/>
+        </w:rPr>
+        <w:t xml:space="preserve">잘 만든 이동방식이라고 생각한다. </w:t>
+      </w:r>
     </w:p>
     <w:sectPr>
       <w:pgSz w:w="11906" w:h="16838"/>
@@ -1619,6 +1838,184 @@
     </w:lvl>
   </w:abstractNum>
   <w:abstractNum w:abstractNumId="1" w15:restartNumberingAfterBreak="0">
+    <w:nsid w:val="0F927C92"/>
+    <w:multiLevelType w:val="hybridMultilevel"/>
+    <w:tmpl w:val="9FC2878A"/>
+    <w:lvl w:ilvl="0" w:tplc="EC3ECEAE">
+      <w:start w:val="1"/>
+      <w:numFmt w:val="decimal"/>
+      <w:lvlText w:val="%1)"/>
+      <w:lvlJc w:val="left"/>
+      <w:pPr>
+        <w:ind w:left="460" w:hanging="360"/>
+      </w:pPr>
+      <w:rPr>
+        <w:rFonts w:hint="default"/>
+      </w:rPr>
+    </w:lvl>
+    <w:lvl w:ilvl="1" w:tplc="04090019" w:tentative="1">
+      <w:start w:val="1"/>
+      <w:numFmt w:val="upperLetter"/>
+      <w:lvlText w:val="%2."/>
+      <w:lvlJc w:val="left"/>
+      <w:pPr>
+        <w:ind w:left="980" w:hanging="440"/>
+      </w:pPr>
+    </w:lvl>
+    <w:lvl w:ilvl="2" w:tplc="0409001B" w:tentative="1">
+      <w:start w:val="1"/>
+      <w:numFmt w:val="lowerRoman"/>
+      <w:lvlText w:val="%3."/>
+      <w:lvlJc w:val="right"/>
+      <w:pPr>
+        <w:ind w:left="1420" w:hanging="440"/>
+      </w:pPr>
+    </w:lvl>
+    <w:lvl w:ilvl="3" w:tplc="0409000F" w:tentative="1">
+      <w:start w:val="1"/>
+      <w:numFmt w:val="decimal"/>
+      <w:lvlText w:val="%4."/>
+      <w:lvlJc w:val="left"/>
+      <w:pPr>
+        <w:ind w:left="1860" w:hanging="440"/>
+      </w:pPr>
+    </w:lvl>
+    <w:lvl w:ilvl="4" w:tplc="04090019" w:tentative="1">
+      <w:start w:val="1"/>
+      <w:numFmt w:val="upperLetter"/>
+      <w:lvlText w:val="%5."/>
+      <w:lvlJc w:val="left"/>
+      <w:pPr>
+        <w:ind w:left="2300" w:hanging="440"/>
+      </w:pPr>
+    </w:lvl>
+    <w:lvl w:ilvl="5" w:tplc="0409001B" w:tentative="1">
+      <w:start w:val="1"/>
+      <w:numFmt w:val="lowerRoman"/>
+      <w:lvlText w:val="%6."/>
+      <w:lvlJc w:val="right"/>
+      <w:pPr>
+        <w:ind w:left="2740" w:hanging="440"/>
+      </w:pPr>
+    </w:lvl>
+    <w:lvl w:ilvl="6" w:tplc="0409000F" w:tentative="1">
+      <w:start w:val="1"/>
+      <w:numFmt w:val="decimal"/>
+      <w:lvlText w:val="%7."/>
+      <w:lvlJc w:val="left"/>
+      <w:pPr>
+        <w:ind w:left="3180" w:hanging="440"/>
+      </w:pPr>
+    </w:lvl>
+    <w:lvl w:ilvl="7" w:tplc="04090019" w:tentative="1">
+      <w:start w:val="1"/>
+      <w:numFmt w:val="upperLetter"/>
+      <w:lvlText w:val="%8."/>
+      <w:lvlJc w:val="left"/>
+      <w:pPr>
+        <w:ind w:left="3620" w:hanging="440"/>
+      </w:pPr>
+    </w:lvl>
+    <w:lvl w:ilvl="8" w:tplc="0409001B" w:tentative="1">
+      <w:start w:val="1"/>
+      <w:numFmt w:val="lowerRoman"/>
+      <w:lvlText w:val="%9."/>
+      <w:lvlJc w:val="right"/>
+      <w:pPr>
+        <w:ind w:left="4060" w:hanging="440"/>
+      </w:pPr>
+    </w:lvl>
+  </w:abstractNum>
+  <w:abstractNum w:abstractNumId="2" w15:restartNumberingAfterBreak="0">
+    <w:nsid w:val="15371C75"/>
+    <w:multiLevelType w:val="hybridMultilevel"/>
+    <w:tmpl w:val="AA90CDE8"/>
+    <w:lvl w:ilvl="0" w:tplc="45462018">
+      <w:start w:val="1"/>
+      <w:numFmt w:val="decimal"/>
+      <w:lvlText w:val="%1)"/>
+      <w:lvlJc w:val="left"/>
+      <w:pPr>
+        <w:ind w:left="800" w:hanging="360"/>
+      </w:pPr>
+      <w:rPr>
+        <w:rFonts w:hint="default"/>
+      </w:rPr>
+    </w:lvl>
+    <w:lvl w:ilvl="1" w:tplc="04090019" w:tentative="1">
+      <w:start w:val="1"/>
+      <w:numFmt w:val="upperLetter"/>
+      <w:lvlText w:val="%2."/>
+      <w:lvlJc w:val="left"/>
+      <w:pPr>
+        <w:ind w:left="1320" w:hanging="440"/>
+      </w:pPr>
+    </w:lvl>
+    <w:lvl w:ilvl="2" w:tplc="0409001B" w:tentative="1">
+      <w:start w:val="1"/>
+      <w:numFmt w:val="lowerRoman"/>
+      <w:lvlText w:val="%3."/>
+      <w:lvlJc w:val="right"/>
+      <w:pPr>
+        <w:ind w:left="1760" w:hanging="440"/>
+      </w:pPr>
+    </w:lvl>
+    <w:lvl w:ilvl="3" w:tplc="0409000F" w:tentative="1">
+      <w:start w:val="1"/>
+      <w:numFmt w:val="decimal"/>
+      <w:lvlText w:val="%4."/>
+      <w:lvlJc w:val="left"/>
+      <w:pPr>
+        <w:ind w:left="2200" w:hanging="440"/>
+      </w:pPr>
+    </w:lvl>
+    <w:lvl w:ilvl="4" w:tplc="04090019" w:tentative="1">
+      <w:start w:val="1"/>
+      <w:numFmt w:val="upperLetter"/>
+      <w:lvlText w:val="%5."/>
+      <w:lvlJc w:val="left"/>
+      <w:pPr>
+        <w:ind w:left="2640" w:hanging="440"/>
+      </w:pPr>
+    </w:lvl>
+    <w:lvl w:ilvl="5" w:tplc="0409001B" w:tentative="1">
+      <w:start w:val="1"/>
+      <w:numFmt w:val="lowerRoman"/>
+      <w:lvlText w:val="%6."/>
+      <w:lvlJc w:val="right"/>
+      <w:pPr>
+        <w:ind w:left="3080" w:hanging="440"/>
+      </w:pPr>
+    </w:lvl>
+    <w:lvl w:ilvl="6" w:tplc="0409000F" w:tentative="1">
+      <w:start w:val="1"/>
+      <w:numFmt w:val="decimal"/>
+      <w:lvlText w:val="%7."/>
+      <w:lvlJc w:val="left"/>
+      <w:pPr>
+        <w:ind w:left="3520" w:hanging="440"/>
+      </w:pPr>
+    </w:lvl>
+    <w:lvl w:ilvl="7" w:tplc="04090019" w:tentative="1">
+      <w:start w:val="1"/>
+      <w:numFmt w:val="upperLetter"/>
+      <w:lvlText w:val="%8."/>
+      <w:lvlJc w:val="left"/>
+      <w:pPr>
+        <w:ind w:left="3960" w:hanging="440"/>
+      </w:pPr>
+    </w:lvl>
+    <w:lvl w:ilvl="8" w:tplc="0409001B" w:tentative="1">
+      <w:start w:val="1"/>
+      <w:numFmt w:val="lowerRoman"/>
+      <w:lvlText w:val="%9."/>
+      <w:lvlJc w:val="right"/>
+      <w:pPr>
+        <w:ind w:left="4400" w:hanging="440"/>
+      </w:pPr>
+    </w:lvl>
+  </w:abstractNum>
+  <w:abstractNum w:abstractNumId="3" w15:restartNumberingAfterBreak="0">
     <w:nsid w:val="15785A7E"/>
     <w:multiLevelType w:val="hybridMultilevel"/>
     <w:tmpl w:val="DA4C489E"/>
@@ -1707,7 +2104,7 @@
       </w:pPr>
     </w:lvl>
   </w:abstractNum>
-  <w:abstractNum w:abstractNumId="2" w15:restartNumberingAfterBreak="0">
+  <w:abstractNum w:abstractNumId="4" w15:restartNumberingAfterBreak="0">
     <w:nsid w:val="200C1CFC"/>
     <w:multiLevelType w:val="hybridMultilevel"/>
     <w:tmpl w:val="28AA6210"/>
@@ -1796,7 +2193,7 @@
       </w:pPr>
     </w:lvl>
   </w:abstractNum>
-  <w:abstractNum w:abstractNumId="3" w15:restartNumberingAfterBreak="0">
+  <w:abstractNum w:abstractNumId="5" w15:restartNumberingAfterBreak="0">
     <w:nsid w:val="27953E37"/>
     <w:multiLevelType w:val="hybridMultilevel"/>
     <w:tmpl w:val="E63ACB2A"/>
@@ -1885,7 +2282,7 @@
       </w:pPr>
     </w:lvl>
   </w:abstractNum>
-  <w:abstractNum w:abstractNumId="4" w15:restartNumberingAfterBreak="0">
+  <w:abstractNum w:abstractNumId="6" w15:restartNumberingAfterBreak="0">
     <w:nsid w:val="2A2D3869"/>
     <w:multiLevelType w:val="hybridMultilevel"/>
     <w:tmpl w:val="FD506E4E"/>
@@ -1974,7 +2371,96 @@
       </w:pPr>
     </w:lvl>
   </w:abstractNum>
-  <w:abstractNum w:abstractNumId="5" w15:restartNumberingAfterBreak="0">
+  <w:abstractNum w:abstractNumId="7" w15:restartNumberingAfterBreak="0">
+    <w:nsid w:val="2E954053"/>
+    <w:multiLevelType w:val="hybridMultilevel"/>
+    <w:tmpl w:val="B650C594"/>
+    <w:lvl w:ilvl="0" w:tplc="10308402">
+      <w:start w:val="1"/>
+      <w:numFmt w:val="decimal"/>
+      <w:lvlText w:val="%1)"/>
+      <w:lvlJc w:val="left"/>
+      <w:pPr>
+        <w:ind w:left="460" w:hanging="360"/>
+      </w:pPr>
+      <w:rPr>
+        <w:rFonts w:hint="default"/>
+      </w:rPr>
+    </w:lvl>
+    <w:lvl w:ilvl="1" w:tplc="04090019" w:tentative="1">
+      <w:start w:val="1"/>
+      <w:numFmt w:val="upperLetter"/>
+      <w:lvlText w:val="%2."/>
+      <w:lvlJc w:val="left"/>
+      <w:pPr>
+        <w:ind w:left="980" w:hanging="440"/>
+      </w:pPr>
+    </w:lvl>
+    <w:lvl w:ilvl="2" w:tplc="0409001B" w:tentative="1">
+      <w:start w:val="1"/>
+      <w:numFmt w:val="lowerRoman"/>
+      <w:lvlText w:val="%3."/>
+      <w:lvlJc w:val="right"/>
+      <w:pPr>
+        <w:ind w:left="1420" w:hanging="440"/>
+      </w:pPr>
+    </w:lvl>
+    <w:lvl w:ilvl="3" w:tplc="0409000F" w:tentative="1">
+      <w:start w:val="1"/>
+      <w:numFmt w:val="decimal"/>
+      <w:lvlText w:val="%4."/>
+      <w:lvlJc w:val="left"/>
+      <w:pPr>
+        <w:ind w:left="1860" w:hanging="440"/>
+      </w:pPr>
+    </w:lvl>
+    <w:lvl w:ilvl="4" w:tplc="04090019" w:tentative="1">
+      <w:start w:val="1"/>
+      <w:numFmt w:val="upperLetter"/>
+      <w:lvlText w:val="%5."/>
+      <w:lvlJc w:val="left"/>
+      <w:pPr>
+        <w:ind w:left="2300" w:hanging="440"/>
+      </w:pPr>
+    </w:lvl>
+    <w:lvl w:ilvl="5" w:tplc="0409001B" w:tentative="1">
+      <w:start w:val="1"/>
+      <w:numFmt w:val="lowerRoman"/>
+      <w:lvlText w:val="%6."/>
+      <w:lvlJc w:val="right"/>
+      <w:pPr>
+        <w:ind w:left="2740" w:hanging="440"/>
+      </w:pPr>
+    </w:lvl>
+    <w:lvl w:ilvl="6" w:tplc="0409000F" w:tentative="1">
+      <w:start w:val="1"/>
+      <w:numFmt w:val="decimal"/>
+      <w:lvlText w:val="%7."/>
+      <w:lvlJc w:val="left"/>
+      <w:pPr>
+        <w:ind w:left="3180" w:hanging="440"/>
+      </w:pPr>
+    </w:lvl>
+    <w:lvl w:ilvl="7" w:tplc="04090019" w:tentative="1">
+      <w:start w:val="1"/>
+      <w:numFmt w:val="upperLetter"/>
+      <w:lvlText w:val="%8."/>
+      <w:lvlJc w:val="left"/>
+      <w:pPr>
+        <w:ind w:left="3620" w:hanging="440"/>
+      </w:pPr>
+    </w:lvl>
+    <w:lvl w:ilvl="8" w:tplc="0409001B" w:tentative="1">
+      <w:start w:val="1"/>
+      <w:numFmt w:val="lowerRoman"/>
+      <w:lvlText w:val="%9."/>
+      <w:lvlJc w:val="right"/>
+      <w:pPr>
+        <w:ind w:left="4060" w:hanging="440"/>
+      </w:pPr>
+    </w:lvl>
+  </w:abstractNum>
+  <w:abstractNum w:abstractNumId="8" w15:restartNumberingAfterBreak="0">
     <w:nsid w:val="301252A6"/>
     <w:multiLevelType w:val="hybridMultilevel"/>
     <w:tmpl w:val="4AE46C70"/>
@@ -2062,7 +2548,274 @@
       </w:pPr>
     </w:lvl>
   </w:abstractNum>
-  <w:abstractNum w:abstractNumId="6" w15:restartNumberingAfterBreak="0">
+  <w:abstractNum w:abstractNumId="9" w15:restartNumberingAfterBreak="0">
+    <w:nsid w:val="36C612D2"/>
+    <w:multiLevelType w:val="hybridMultilevel"/>
+    <w:tmpl w:val="BF746314"/>
+    <w:lvl w:ilvl="0" w:tplc="E31AE02E">
+      <w:start w:val="1"/>
+      <w:numFmt w:val="decimal"/>
+      <w:lvlText w:val="%1)"/>
+      <w:lvlJc w:val="left"/>
+      <w:pPr>
+        <w:ind w:left="460" w:hanging="360"/>
+      </w:pPr>
+      <w:rPr>
+        <w:rFonts w:hint="default"/>
+      </w:rPr>
+    </w:lvl>
+    <w:lvl w:ilvl="1" w:tplc="04090019" w:tentative="1">
+      <w:start w:val="1"/>
+      <w:numFmt w:val="upperLetter"/>
+      <w:lvlText w:val="%2."/>
+      <w:lvlJc w:val="left"/>
+      <w:pPr>
+        <w:ind w:left="980" w:hanging="440"/>
+      </w:pPr>
+    </w:lvl>
+    <w:lvl w:ilvl="2" w:tplc="0409001B" w:tentative="1">
+      <w:start w:val="1"/>
+      <w:numFmt w:val="lowerRoman"/>
+      <w:lvlText w:val="%3."/>
+      <w:lvlJc w:val="right"/>
+      <w:pPr>
+        <w:ind w:left="1420" w:hanging="440"/>
+      </w:pPr>
+    </w:lvl>
+    <w:lvl w:ilvl="3" w:tplc="0409000F" w:tentative="1">
+      <w:start w:val="1"/>
+      <w:numFmt w:val="decimal"/>
+      <w:lvlText w:val="%4."/>
+      <w:lvlJc w:val="left"/>
+      <w:pPr>
+        <w:ind w:left="1860" w:hanging="440"/>
+      </w:pPr>
+    </w:lvl>
+    <w:lvl w:ilvl="4" w:tplc="04090019" w:tentative="1">
+      <w:start w:val="1"/>
+      <w:numFmt w:val="upperLetter"/>
+      <w:lvlText w:val="%5."/>
+      <w:lvlJc w:val="left"/>
+      <w:pPr>
+        <w:ind w:left="2300" w:hanging="440"/>
+      </w:pPr>
+    </w:lvl>
+    <w:lvl w:ilvl="5" w:tplc="0409001B" w:tentative="1">
+      <w:start w:val="1"/>
+      <w:numFmt w:val="lowerRoman"/>
+      <w:lvlText w:val="%6."/>
+      <w:lvlJc w:val="right"/>
+      <w:pPr>
+        <w:ind w:left="2740" w:hanging="440"/>
+      </w:pPr>
+    </w:lvl>
+    <w:lvl w:ilvl="6" w:tplc="0409000F" w:tentative="1">
+      <w:start w:val="1"/>
+      <w:numFmt w:val="decimal"/>
+      <w:lvlText w:val="%7."/>
+      <w:lvlJc w:val="left"/>
+      <w:pPr>
+        <w:ind w:left="3180" w:hanging="440"/>
+      </w:pPr>
+    </w:lvl>
+    <w:lvl w:ilvl="7" w:tplc="04090019" w:tentative="1">
+      <w:start w:val="1"/>
+      <w:numFmt w:val="upperLetter"/>
+      <w:lvlText w:val="%8."/>
+      <w:lvlJc w:val="left"/>
+      <w:pPr>
+        <w:ind w:left="3620" w:hanging="440"/>
+      </w:pPr>
+    </w:lvl>
+    <w:lvl w:ilvl="8" w:tplc="0409001B" w:tentative="1">
+      <w:start w:val="1"/>
+      <w:numFmt w:val="lowerRoman"/>
+      <w:lvlText w:val="%9."/>
+      <w:lvlJc w:val="right"/>
+      <w:pPr>
+        <w:ind w:left="4060" w:hanging="440"/>
+      </w:pPr>
+    </w:lvl>
+  </w:abstractNum>
+  <w:abstractNum w:abstractNumId="10" w15:restartNumberingAfterBreak="0">
+    <w:nsid w:val="3EAD43E5"/>
+    <w:multiLevelType w:val="hybridMultilevel"/>
+    <w:tmpl w:val="EEEC6996"/>
+    <w:lvl w:ilvl="0" w:tplc="5D24B97A">
+      <w:start w:val="1"/>
+      <w:numFmt w:val="decimal"/>
+      <w:lvlText w:val="%1)"/>
+      <w:lvlJc w:val="left"/>
+      <w:pPr>
+        <w:ind w:left="800" w:hanging="360"/>
+      </w:pPr>
+      <w:rPr>
+        <w:rFonts w:hint="default"/>
+      </w:rPr>
+    </w:lvl>
+    <w:lvl w:ilvl="1" w:tplc="04090019" w:tentative="1">
+      <w:start w:val="1"/>
+      <w:numFmt w:val="upperLetter"/>
+      <w:lvlText w:val="%2."/>
+      <w:lvlJc w:val="left"/>
+      <w:pPr>
+        <w:ind w:left="1320" w:hanging="440"/>
+      </w:pPr>
+    </w:lvl>
+    <w:lvl w:ilvl="2" w:tplc="0409001B" w:tentative="1">
+      <w:start w:val="1"/>
+      <w:numFmt w:val="lowerRoman"/>
+      <w:lvlText w:val="%3."/>
+      <w:lvlJc w:val="right"/>
+      <w:pPr>
+        <w:ind w:left="1760" w:hanging="440"/>
+      </w:pPr>
+    </w:lvl>
+    <w:lvl w:ilvl="3" w:tplc="0409000F" w:tentative="1">
+      <w:start w:val="1"/>
+      <w:numFmt w:val="decimal"/>
+      <w:lvlText w:val="%4."/>
+      <w:lvlJc w:val="left"/>
+      <w:pPr>
+        <w:ind w:left="2200" w:hanging="440"/>
+      </w:pPr>
+    </w:lvl>
+    <w:lvl w:ilvl="4" w:tplc="04090019" w:tentative="1">
+      <w:start w:val="1"/>
+      <w:numFmt w:val="upperLetter"/>
+      <w:lvlText w:val="%5."/>
+      <w:lvlJc w:val="left"/>
+      <w:pPr>
+        <w:ind w:left="2640" w:hanging="440"/>
+      </w:pPr>
+    </w:lvl>
+    <w:lvl w:ilvl="5" w:tplc="0409001B" w:tentative="1">
+      <w:start w:val="1"/>
+      <w:numFmt w:val="lowerRoman"/>
+      <w:lvlText w:val="%6."/>
+      <w:lvlJc w:val="right"/>
+      <w:pPr>
+        <w:ind w:left="3080" w:hanging="440"/>
+      </w:pPr>
+    </w:lvl>
+    <w:lvl w:ilvl="6" w:tplc="0409000F" w:tentative="1">
+      <w:start w:val="1"/>
+      <w:numFmt w:val="decimal"/>
+      <w:lvlText w:val="%7."/>
+      <w:lvlJc w:val="left"/>
+      <w:pPr>
+        <w:ind w:left="3520" w:hanging="440"/>
+      </w:pPr>
+    </w:lvl>
+    <w:lvl w:ilvl="7" w:tplc="04090019" w:tentative="1">
+      <w:start w:val="1"/>
+      <w:numFmt w:val="upperLetter"/>
+      <w:lvlText w:val="%8."/>
+      <w:lvlJc w:val="left"/>
+      <w:pPr>
+        <w:ind w:left="3960" w:hanging="440"/>
+      </w:pPr>
+    </w:lvl>
+    <w:lvl w:ilvl="8" w:tplc="0409001B" w:tentative="1">
+      <w:start w:val="1"/>
+      <w:numFmt w:val="lowerRoman"/>
+      <w:lvlText w:val="%9."/>
+      <w:lvlJc w:val="right"/>
+      <w:pPr>
+        <w:ind w:left="4400" w:hanging="440"/>
+      </w:pPr>
+    </w:lvl>
+  </w:abstractNum>
+  <w:abstractNum w:abstractNumId="11" w15:restartNumberingAfterBreak="0">
+    <w:nsid w:val="662D1136"/>
+    <w:multiLevelType w:val="hybridMultilevel"/>
+    <w:tmpl w:val="DE761164"/>
+    <w:lvl w:ilvl="0" w:tplc="8B0A91FC">
+      <w:start w:val="1"/>
+      <w:numFmt w:val="decimal"/>
+      <w:lvlText w:val="%1)"/>
+      <w:lvlJc w:val="left"/>
+      <w:pPr>
+        <w:ind w:left="460" w:hanging="360"/>
+      </w:pPr>
+      <w:rPr>
+        <w:rFonts w:hint="default"/>
+      </w:rPr>
+    </w:lvl>
+    <w:lvl w:ilvl="1" w:tplc="04090019" w:tentative="1">
+      <w:start w:val="1"/>
+      <w:numFmt w:val="upperLetter"/>
+      <w:lvlText w:val="%2."/>
+      <w:lvlJc w:val="left"/>
+      <w:pPr>
+        <w:ind w:left="980" w:hanging="440"/>
+      </w:pPr>
+    </w:lvl>
+    <w:lvl w:ilvl="2" w:tplc="0409001B" w:tentative="1">
+      <w:start w:val="1"/>
+      <w:numFmt w:val="lowerRoman"/>
+      <w:lvlText w:val="%3."/>
+      <w:lvlJc w:val="right"/>
+      <w:pPr>
+        <w:ind w:left="1420" w:hanging="440"/>
+      </w:pPr>
+    </w:lvl>
+    <w:lvl w:ilvl="3" w:tplc="0409000F" w:tentative="1">
+      <w:start w:val="1"/>
+      <w:numFmt w:val="decimal"/>
+      <w:lvlText w:val="%4."/>
+      <w:lvlJc w:val="left"/>
+      <w:pPr>
+        <w:ind w:left="1860" w:hanging="440"/>
+      </w:pPr>
+    </w:lvl>
+    <w:lvl w:ilvl="4" w:tplc="04090019" w:tentative="1">
+      <w:start w:val="1"/>
+      <w:numFmt w:val="upperLetter"/>
+      <w:lvlText w:val="%5."/>
+      <w:lvlJc w:val="left"/>
+      <w:pPr>
+        <w:ind w:left="2300" w:hanging="440"/>
+      </w:pPr>
+    </w:lvl>
+    <w:lvl w:ilvl="5" w:tplc="0409001B" w:tentative="1">
+      <w:start w:val="1"/>
+      <w:numFmt w:val="lowerRoman"/>
+      <w:lvlText w:val="%6."/>
+      <w:lvlJc w:val="right"/>
+      <w:pPr>
+        <w:ind w:left="2740" w:hanging="440"/>
+      </w:pPr>
+    </w:lvl>
+    <w:lvl w:ilvl="6" w:tplc="0409000F" w:tentative="1">
+      <w:start w:val="1"/>
+      <w:numFmt w:val="decimal"/>
+      <w:lvlText w:val="%7."/>
+      <w:lvlJc w:val="left"/>
+      <w:pPr>
+        <w:ind w:left="3180" w:hanging="440"/>
+      </w:pPr>
+    </w:lvl>
+    <w:lvl w:ilvl="7" w:tplc="04090019" w:tentative="1">
+      <w:start w:val="1"/>
+      <w:numFmt w:val="upperLetter"/>
+      <w:lvlText w:val="%8."/>
+      <w:lvlJc w:val="left"/>
+      <w:pPr>
+        <w:ind w:left="3620" w:hanging="440"/>
+      </w:pPr>
+    </w:lvl>
+    <w:lvl w:ilvl="8" w:tplc="0409001B" w:tentative="1">
+      <w:start w:val="1"/>
+      <w:numFmt w:val="lowerRoman"/>
+      <w:lvlText w:val="%9."/>
+      <w:lvlJc w:val="right"/>
+      <w:pPr>
+        <w:ind w:left="4060" w:hanging="440"/>
+      </w:pPr>
+    </w:lvl>
+  </w:abstractNum>
+  <w:abstractNum w:abstractNumId="12" w15:restartNumberingAfterBreak="0">
     <w:nsid w:val="6746245B"/>
     <w:multiLevelType w:val="hybridMultilevel"/>
     <w:tmpl w:val="70CEEDBE"/>
@@ -2152,25 +2905,43 @@
     </w:lvl>
   </w:abstractNum>
   <w:num w:numId="1" w16cid:durableId="222566843">
-    <w:abstractNumId w:val="5"/>
+    <w:abstractNumId w:val="8"/>
   </w:num>
   <w:num w:numId="2" w16cid:durableId="1685861270">
-    <w:abstractNumId w:val="4"/>
+    <w:abstractNumId w:val="6"/>
   </w:num>
   <w:num w:numId="3" w16cid:durableId="717389757">
-    <w:abstractNumId w:val="1"/>
+    <w:abstractNumId w:val="3"/>
   </w:num>
   <w:num w:numId="4" w16cid:durableId="1481533102">
-    <w:abstractNumId w:val="6"/>
+    <w:abstractNumId w:val="12"/>
   </w:num>
   <w:num w:numId="5" w16cid:durableId="1784033879">
-    <w:abstractNumId w:val="3"/>
+    <w:abstractNumId w:val="5"/>
   </w:num>
   <w:num w:numId="6" w16cid:durableId="1514031722">
     <w:abstractNumId w:val="0"/>
   </w:num>
   <w:num w:numId="7" w16cid:durableId="8991333">
+    <w:abstractNumId w:val="4"/>
+  </w:num>
+  <w:num w:numId="8" w16cid:durableId="826550239">
+    <w:abstractNumId w:val="11"/>
+  </w:num>
+  <w:num w:numId="9" w16cid:durableId="1924338935">
+    <w:abstractNumId w:val="1"/>
+  </w:num>
+  <w:num w:numId="10" w16cid:durableId="51972831">
+    <w:abstractNumId w:val="10"/>
+  </w:num>
+  <w:num w:numId="11" w16cid:durableId="915282271">
+    <w:abstractNumId w:val="7"/>
+  </w:num>
+  <w:num w:numId="12" w16cid:durableId="1317102869">
     <w:abstractNumId w:val="2"/>
+  </w:num>
+  <w:num w:numId="13" w16cid:durableId="993606855">
+    <w:abstractNumId w:val="9"/>
   </w:num>
 </w:numbering>
 </file>
